--- a/shinmok1/pack/2610/H1MOGO26-10_31_SET.docx
+++ b/shinmok1/pack/2610/H1MOGO26-10_31_SET.docx
@@ -2491,7 +2491,7 @@
           <w:sz w:val="17"/>
           <w:u w:val="none"/>
         </w:rPr>
-        <w:t xml:space="preserve"> those goods, services, and resources to where they might result in the highest benefit. In Star Trek, however, there isn’t much ③</w:t>
+        <w:t xml:space="preserve"> those goods, services, and resources to where they might result in the highest benefit. In Star Trek, however, there isn’t much ②</w:t>
       </w:r>
       <w:r>
         <w:rPr>
@@ -2509,7 +2509,25 @@
           <w:sz w:val="17"/>
           <w:u w:val="none"/>
         </w:rPr>
-        <w:t>. Technology has allowed that society to reproduce any food they want, transport themselves thousands of miles in the blink of an eye, communicate over light-years, and travel among the stars. All of humanity in that world has been fully educated so that they can participate in this ④</w:t>
+        <w:t>. Technology has allowed that society to ③</w:t>
+      </w:r>
+      <w:r>
+        <w:rPr>
+          <w:rFonts w:ascii="맑은 고딕" w:hAnsi="맑은 고딕" w:eastAsia="맑은 고딕"/>
+          <w:b w:val="0"/>
+          <w:sz w:val="17"/>
+          <w:u w:val="single"/>
+        </w:rPr>
+        <w:t>reproduce</w:t>
+      </w:r>
+      <w:r>
+        <w:rPr>
+          <w:rFonts w:ascii="맑은 고딕" w:hAnsi="맑은 고딕" w:eastAsia="맑은 고딕"/>
+          <w:b w:val="0"/>
+          <w:sz w:val="17"/>
+          <w:u w:val="none"/>
+        </w:rPr>
+        <w:t xml:space="preserve"> any food they want, transport themselves thousands of miles in the blink of an eye, communicate over light-years, and travel among the stars. All of humanity in that world has been fully educated so that they can participate in this ④</w:t>
       </w:r>
       <w:r>
         <w:rPr>

--- a/shinmok1/pack/2610/H1MOGO26-10_31_SET.docx
+++ b/shinmok1/pack/2610/H1MOGO26-10_31_SET.docx
@@ -1005,7 +1005,7 @@
           <w:sz w:val="16"/>
           <w:u w:val="none"/>
         </w:rPr>
-        <w:t xml:space="preserve">  주어진 말을 모두 사용 · 필요한 단어 1개만 어형 변형</w:t>
+        <w:t xml:space="preserve">  주어진 말을 모두 사용 · 어형 변형 3곳 · 조건의 단어 수·구문을 지킬 것</w:t>
       </w:r>
     </w:p>
     <w:p>
@@ -1029,9 +1029,19 @@
           <w:rFonts w:ascii="맑은 고딕" w:hAnsi="맑은 고딕" w:eastAsia="맑은 고딕"/>
           <w:b w:val="0"/>
           <w:sz w:val="17"/>
-          <w:u w:val="none"/>
-        </w:rPr>
-        <w:t>생성형 AI는 우리 자신의 사회의 많은 측면들이 마찬가지로 매우 풍요로워질 수 있게 할 잠재력을 지니고 있다.</w:t>
+          <w:u w:val="single"/>
+        </w:rPr>
+        <w:t>Generative AI has the potential to allow many dimensions of our own society to be similarly highly abundant.</w:t>
+      </w:r>
+      <w:r>
+        <w:rPr>
+          <w:rFonts w:ascii="맑은 고딕" w:hAnsi="맑은 고딕" w:eastAsia="맑은 고딕"/>
+          <w:b w:val="0"/>
+          <w:sz w:val="17"/>
+          <w:u w:val="none"/>
+        </w:rPr>
+        <w:br/>
+        <w:t>&lt;조건&gt; 밑줄 친 영문과 같은 뜻이 되도록 · 구문: make + 목적어 + 형용사(5형식) · 총 16단어</w:t>
       </w:r>
     </w:p>
     <w:p>
@@ -1048,7 +1058,7 @@
           <w:sz w:val="17"/>
           <w:u w:val="none"/>
         </w:rPr>
-        <w:t>to allow / has / the potential / generative AI / many dimensions / our own society / of / highly abundant / to be / similar</w:t>
+        <w:t>have / just as / the potential / generative AI / many aspects / of our own society / make / abundance</w:t>
       </w:r>
     </w:p>
     <w:p>
@@ -2622,7 +2632,25 @@
           <w:sz w:val="17"/>
           <w:u w:val="none"/>
         </w:rPr>
-        <w:t xml:space="preserve"> 다음 글의 밑줄 친 문장과 같은 뜻이 되도록 &lt;보기&gt;의 표현을 모두 사용하여 &lt;조건&gt;에 맞게 영작하시오. [3점] [3.0점]</w:t>
+        <w:t xml:space="preserve"> 다음 글의 요약문이 되도록 빈칸에 &lt;보기&gt;의 표현을 </w:t>
+      </w:r>
+      <w:r>
+        <w:rPr>
+          <w:rFonts w:ascii="맑은 고딕" w:hAnsi="맑은 고딕" w:eastAsia="맑은 고딕"/>
+          <w:b w:val="0"/>
+          <w:sz w:val="17"/>
+          <w:u w:val="single"/>
+        </w:rPr>
+        <w:t>모두</w:t>
+      </w:r>
+      <w:r>
+        <w:rPr>
+          <w:rFonts w:ascii="맑은 고딕" w:hAnsi="맑은 고딕" w:eastAsia="맑은 고딕"/>
+          <w:b w:val="0"/>
+          <w:sz w:val="17"/>
+          <w:u w:val="none"/>
+        </w:rPr>
+        <w:t xml:space="preserve"> 배열하여 문장을 완성하시오. (필요하면 어형을 바꿀 것) [3점] [3.0점]</w:t>
       </w:r>
     </w:p>
     <w:p>
@@ -2643,10 +2671,24 @@
           <w:rFonts w:ascii="맑은 고딕" w:hAnsi="맑은 고딕" w:eastAsia="맑은 고딕"/>
           <w:b w:val="0"/>
           <w:sz w:val="17"/>
-          <w:u w:val="single"/>
-        </w:rPr>
-        <w:t>Few people may view the Star Trek universe through an economic lens, but doing so provides a window into a world that might soon be upon us.</w:t>
-      </w:r>
+          <w:u w:val="none"/>
+        </w:rPr>
+        <w:t>Hardly anyone looks at the world of Star Trek as an economist would, yet seeing it that way opens a window onto a future that may be closer than we think. Classical economics as a whole rests on one idea: there is normally not enough of anything to hand every person all that they want or need. For that reason, markets and prices are the tools we rely on to send goods, services, and resources to the places where they are likely to do the most good. In the Star Trek world, by contrast, shortage is rare. Thanks to its technology, that society can copy whatever food it wishes, move people thousands of miles in an instant, talk across light-years, and journey between the stars. Everyone there has received a full education, which lets them take part in all this plenty. Each person works as an explorer, a researcher, an engineer, an artist, a doctor, or a counselor. Generative AI may one day make many parts of our own society just as richly supplied.</w:t>
+      </w:r>
+    </w:p>
+    <w:p>
+      <w:pPr>
+        <w:spacing w:before="0" w:after="60" w:line="288" w:lineRule="auto"/>
+        <w:ind w:left="40"/>
+        <w:snapToGrid w:val="0"/>
+        <w:pBdr>
+          <w:top w:val="single" w:sz="4" w:space="2" w:color="C99B4E"/>
+          <w:left w:val="single" w:sz="4" w:space="2" w:color="C99B4E"/>
+          <w:bottom w:val="single" w:sz="4" w:space="2" w:color="C99B4E"/>
+          <w:right w:val="single" w:sz="4" w:space="2" w:color="C99B4E"/>
+        </w:pBdr>
+        <w:shd w:val="clear" w:color="auto" w:fill="FFF8E1"/>
+      </w:pPr>
       <w:r>
         <w:rPr>
           <w:rFonts w:ascii="맑은 고딕" w:hAnsi="맑은 고딕" w:eastAsia="맑은 고딕"/>
@@ -2654,7 +2696,7 @@
           <w:sz w:val="17"/>
           <w:u w:val="none"/>
         </w:rPr>
-        <w:t xml:space="preserve"> All of classical economics is based on the notion that there isn’t usually enough of anything to give everyone everything they want or need.</w:t>
+        <w:t>Because scarcity is what makes markets and prices necessary, a society in which technology ________________________________________ may no longer need them — and generative AI could bring our own world closer to that state.</w:t>
       </w:r>
     </w:p>
     <w:p>
@@ -2686,7 +2728,7 @@
           <w:sz w:val="17"/>
           <w:u w:val="none"/>
         </w:rPr>
-        <w:t xml:space="preserve"> although / few people / may view / the Star Trek universe / through / an economic lens / doing so / provides / a window / into / a world / that / might soon be / upon us</w:t>
+        <w:t xml:space="preserve"> everyone / provide / with / nearly / they / want / anything</w:t>
       </w:r>
     </w:p>
     <w:p>
@@ -2732,7 +2774,7 @@
           <w:sz w:val="17"/>
           <w:u w:val="none"/>
         </w:rPr>
-        <w:t>1. Use ALL the expressions in the box, each only once.</w:t>
+        <w:t>1. &lt;보기&gt;의 표현을 모두 한 번씩 사용할 것 (다른 단어 추가 금지)</w:t>
       </w:r>
     </w:p>
     <w:p>
@@ -2755,7 +2797,7 @@
           <w:sz w:val="17"/>
           <w:u w:val="none"/>
         </w:rPr>
-        <w:t>2. Do NOT change the form of any word, and do NOT add any other words (do NOT use ‘but’).</w:t>
+        <w:t>2. 필요한 경우 동사의 형태를 바꿀 것(1곳)</w:t>
       </w:r>
     </w:p>
     <w:p>
@@ -2778,7 +2820,7 @@
           <w:sz w:val="17"/>
           <w:u w:val="none"/>
         </w:rPr>
-        <w:t>3. Begin with ‘Although’ and write the sentence as one subordinate clause + one main clause.</w:t>
+        <w:t>3. ‘provide A with B’ 구문을 사용할 것</w:t>
       </w:r>
     </w:p>
     <w:p>
@@ -2801,7 +2843,7 @@
           <w:sz w:val="17"/>
           <w:u w:val="none"/>
         </w:rPr>
-        <w:t>4. Write 27 words in total.</w:t>
+        <w:t>4. 빈칸에 들어갈 말은 총 7단어</w:t>
       </w:r>
     </w:p>
     <w:p>
@@ -2839,7 +2881,7 @@
           <w:sz w:val="17"/>
           <w:u w:val="none"/>
         </w:rPr>
-        <w:t>⇒ Although ________________________________________________________________________ .</w:t>
+        <w:t>⇒ a society in which technology ________________________________________ may no longer need them</w:t>
       </w:r>
     </w:p>
     <w:p>
@@ -3872,7 +3914,7 @@
           <w:sz w:val="15"/>
           <w:u w:val="none"/>
         </w:rPr>
-        <w:t xml:space="preserve"> Generative AI has the potential to allow many dimensions of our own society to be similarly highly abundant. (similar→similarly)</w:t>
+        <w:t xml:space="preserve"> Generative AI has the potential to make many aspects of our own society just as abundant. (영→영 재진술: allow … to be similarly highly abundant → make … just as abundant / have→has · make→to make · abundance→abundant / 16단어 / 5형식)</w:t>
       </w:r>
     </w:p>
     <w:p>
@@ -4288,7 +4330,7 @@
           <w:sz w:val="15"/>
           <w:u w:val="none"/>
         </w:rPr>
-        <w:t xml:space="preserve"> Although few people may view the Star Trek universe through an economic lens, doing so provides a window into a world that might soon be upon us.</w:t>
+        <w:t xml:space="preserve"> provides everyone with nearly anything they want</w:t>
       </w:r>
     </w:p>
     <w:p>
@@ -4887,7 +4929,7 @@
           <w:sz w:val="14"/>
           <w:u w:val="none"/>
         </w:rPr>
-        <w:t>Although …, but doing so provides</w:t>
+        <w:t>provide everyone with …</w:t>
       </w:r>
       <w:r>
         <w:rPr>
@@ -4896,7 +4938,7 @@
           <w:sz w:val="14"/>
           <w:u w:val="none"/>
         </w:rPr>
-        <w:t xml:space="preserve"> ✕ — Although와 but을 함께 쓰면 접속사 중복. </w:t>
+        <w:t xml:space="preserve"> ✕ — 주어 technology 단수, 관계절 동사이므로 provides. </w:t>
       </w:r>
       <w:r>
         <w:rPr>
@@ -4905,7 +4947,7 @@
           <w:sz w:val="14"/>
           <w:u w:val="none"/>
         </w:rPr>
-        <w:t>Although doing so provides …, few people may view</w:t>
+        <w:t>provides nearly everyone with anything they want</w:t>
       </w:r>
       <w:r>
         <w:rPr>
@@ -4914,7 +4956,7 @@
           <w:sz w:val="14"/>
           <w:u w:val="none"/>
         </w:rPr>
-        <w:t xml:space="preserve"> ✕ — 양보 관계가 뒤집힘(‘창을 제공하지만 보는 사람이 적다’는 원문과 강조점이 다르고 보기 순서도 어긋남). </w:t>
+        <w:t xml:space="preserve"> ✕ — ‘거의 모든 사람’이 아니라 ‘원하는 거의 모든 것’(S5 any food they want … 풍요의 범위). </w:t>
       </w:r>
       <w:r>
         <w:rPr>
@@ -4923,7 +4965,7 @@
           <w:sz w:val="14"/>
           <w:u w:val="none"/>
         </w:rPr>
-        <w:t>a window into a world might soon be upon us</w:t>
+        <w:t>provides everyone nearly anything they want with</w:t>
       </w:r>
       <w:r>
         <w:rPr>
@@ -4932,7 +4974,7 @@
           <w:sz w:val="14"/>
           <w:u w:val="none"/>
         </w:rPr>
-        <w:t xml:space="preserve"> ✕ — 관계대명사 that 누락. [채점] 접속사 전환 1.5 / 어순·보기 전부 사용 1 / 철자·단어 수 0.5.</w:t>
+        <w:t xml:space="preserve"> ✕ — with의 목적어가 비게 됨. [채점] 어순·보기 전부 1.5 / 어형(provides) 1 / 철자·단어 수 0.5.</w:t>
       </w:r>
     </w:p>
     <w:p>
@@ -5097,7 +5139,7 @@
           <w:sz w:val="14"/>
           <w:u w:val="none"/>
         </w:rPr>
-        <w:t xml:space="preserve"> Star Trek의 세계를 경제학적 관점을 통해 바라보는 사람은 거의 없을지 모르지만, 그렇게 하는 것은 곧 우리에게 닥칠지도 모르는 세계를 들여다보는 창을 제공한다. 고전 경제학 전체는 모든 사람에게 그들이 원하거나 필요로 하는 모든 것을 주기에는 대개 어떤 것도 충분히 있지 않다는 개념에 기초하고 있다. 그것 때문에, 우리는 그러한 재화와 서비스, 자원을 그것들이 가장 높은 이익을 낼 수 있는 곳으로 배분하기 위해 시장과 가격 책정을 이용한다. 그러나 Star Trek에서는 희소성이 별로 없다. 기술은 그 사회가 원하는 어떤 음식이든 복제하고, 눈 깜짝할 사이에 수천 마일을 이동하고, 수 광년 너머로 의사소통하며, 별들 사이를 여행할 수 있게 해 주었다. 그 세계의 모든 인류는 이러한 풍요에 참여할 수 있도록 충분히 교육을 받아 왔다. 모든 사람이 탐험가, 연구원, 기술자, 예술가, 의사 또는 상담사이다. 생성형 AI는 우리 자신의 사회의 많은 측면들이 마찬가지로 매우 풍요로워질 수 있게 할 잠재력을 지니고 있다.</w:t>
+        <w:t xml:space="preserve"> ['Star Trek의 세계를 경제학적 관점을 통해 바라보는 사람은 거의 없을지 모르지만, 그렇게 하는 것은 곧 우리에게 닥칠지도 모르는 세계를 들여다보는 창을 제공한다.', '고전 경제학 전체는 모든 사람에게 그들이 원하거나 필요로 하는 모든 것을 주기에는 대개 어떤 것도 충분히 있지 않다는 개념에 기초하고 있다.', '그것 때문에, 우리는 그러한 재화와 서비스, 자원을 그것들이 가장 높은 이익을 낼 수 있는 곳으로 배분하기 위해 시장과 가격 책정을 이용한다.', '그러나 Star Trek에서는 희소성이 별로 없다.', '기술은 그 사회가 원하는 어떤 음식이든 복제하고, 눈 깜짝할 사이에 수천 마일을 이동하고, 수 광년 너머로 의사소통하며, 별들 사이를 여행할 수 있게 해 주었다.', '그 세계의 모든 인류는 이러한 풍요에 참여할 수 있도록 충분히 교육을 받아 왔다.', '모든 사람이 탐험가, 연구원, 기술자, 예술가, 의사 또는 상담사이다.', '생성형 AI는 우리 자신의 사회의 많은 측면들이 마찬가지로 매우 풍요로워질 수 있게 할 잠재력을 지니고 있다.']</w:t>
       </w:r>
     </w:p>
     <w:p>
@@ -5122,7 +5164,7 @@
           <w:sz w:val="14"/>
           <w:u w:val="none"/>
         </w:rPr>
-        <w:t xml:space="preserve"> 물을 하나뿐인 우물에서 길어 와야 하는 마을을 생각해 보라. 우물이 주는 물은 한정되어 있으므로, 가족들은 차례를 지키고, 적은 요금을 내고, 누가 가장 많이 받을 자격이 있는지를 두고 다툰다. 그러다 어느 해, 모든 집에 제한 없이 물을 보내 주는 관이 놓인다. 거의 하룻밤 사이에 나눠 쓰기 규칙은 사라지는데, 이제 모두가 가진 것을 두고 경쟁할 필요가 아무에게도 없기 때문이다. 마을이 물을 함부로 쓰게 되는 것은 아니다. 그저 물을 다툴 대상으로 취급하기를 멈출 뿐이다.</w:t>
+        <w:t xml:space="preserve"> ['물을 하나뿐인 우물에서 길어 와야 하는 마을을 생각해 보라.', '우물이 주는 물은 한정되어 있으므로, 가족들은 차례를 지키고, 적은 요금을 내고, 누가 가장 많이 받을 자격이 있는지를 두고 다툰다.', '그러다 어느 해, 모든 집에 제한 없이 물을 보내 주는 관이 놓인다.', '거의 하룻밤 사이에 나눠 쓰기 규칙은 사라지는데, 이제 모두가 가진 것을 두고 경쟁할 필요가 아무에게도 없기 때문이다.', '마을이 물을 함부로 쓰게 되는 것은 아니다. 그저 물을 다툴 대상으로 취급하기를 멈출 뿐이다.']</w:t>
       </w:r>
     </w:p>
     <w:sectPr>
